--- a/res/SoftwareEngineer_Resume.docx
+++ b/res/SoftwareEngineer_Resume.docx
@@ -710,7 +710,37 @@
           <w:sz w:val="19"/>
           <w:szCs w:val="19"/>
         </w:rPr>
-        <w:t>Apr 2025 - Present</w:t>
+        <w:t xml:space="preserve">Apr 2025 </w:t>
+      </w:r>
+      <w:r>
+        <w:rPr>
+          <w:rFonts w:eastAsia="Times New Roman"/>
+          <w:b/>
+          <w:bCs/>
+          <w:sz w:val="19"/>
+          <w:szCs w:val="19"/>
+        </w:rPr>
+        <w:t>-</w:t>
+      </w:r>
+      <w:r>
+        <w:rPr>
+          <w:rFonts w:eastAsia="Times New Roman"/>
+          <w:b/>
+          <w:bCs/>
+          <w:sz w:val="19"/>
+          <w:szCs w:val="19"/>
+        </w:rPr>
+        <w:t xml:space="preserve"> </w:t>
+      </w:r>
+      <w:r>
+        <w:rPr>
+          <w:rFonts w:eastAsia="Times New Roman"/>
+          <w:b/>
+          <w:bCs/>
+          <w:sz w:val="19"/>
+          <w:szCs w:val="19"/>
+        </w:rPr>
+        <w:t>Nov 2025</w:t>
       </w:r>
     </w:p>
     <w:p>

--- a/res/SoftwareEngineer_Resume.docx
+++ b/res/SoftwareEngineer_Resume.docx
@@ -126,7 +126,7 @@
             <w:sz w:val="20"/>
             <w:szCs w:val="20"/>
           </w:rPr>
-          <w:t>alfredpaguio.vercel.app</w:t>
+          <w:t>alfredpaguio.pages.dev</w:t>
         </w:r>
         <w:proofErr w:type="spellEnd"/>
       </w:hyperlink>
@@ -274,52 +274,33 @@
         <w:spacing w:line="231" w:lineRule="auto"/>
         <w:ind w:right="100"/>
         <w:rPr>
-          <w:rFonts w:eastAsia="Times New Roman"/>
-          <w:sz w:val="20"/>
-          <w:szCs w:val="20"/>
-        </w:rPr>
-      </w:pPr>
-      <w:r>
-        <w:rPr>
-          <w:rFonts w:eastAsia="Times New Roman"/>
-          <w:sz w:val="20"/>
-          <w:szCs w:val="20"/>
-        </w:rPr>
-        <w:t xml:space="preserve">Junior Software Developer with a </w:t>
-      </w:r>
-      <w:r>
-        <w:rPr>
-          <w:rFonts w:eastAsia="Times New Roman"/>
-          <w:sz w:val="20"/>
-          <w:szCs w:val="20"/>
-        </w:rPr>
-        <w:t xml:space="preserve">Bachelor of Science in Information Technology </w:t>
-      </w:r>
-      <w:r>
-        <w:rPr>
-          <w:rFonts w:eastAsia="Times New Roman"/>
-          <w:sz w:val="20"/>
-          <w:szCs w:val="20"/>
-        </w:rPr>
-        <w:t>(2023) and real-world experience in full-stack web development. Proven ability to independently deliver production-ready solutions, including multiple deployed landing pages and the ongoing redevelopment of a legacy Barangay Management System (from FoxPro to Laravel-based web application).</w:t>
-      </w:r>
-    </w:p>
-    <w:p>
-      <w:pPr>
-        <w:spacing w:line="231" w:lineRule="auto"/>
-        <w:ind w:right="100"/>
-        <w:rPr>
-          <w:sz w:val="20"/>
-          <w:szCs w:val="20"/>
-        </w:rPr>
-      </w:pPr>
-      <w:r>
-        <w:rPr>
-          <w:rFonts w:eastAsia="Times New Roman"/>
-          <w:sz w:val="20"/>
-          <w:szCs w:val="20"/>
-        </w:rPr>
-        <w:t>Skilled in PHP (Laravel), JavaScript, TypeScript, and Python, with a strong focus on backend development, API integration, and scalable, user-centric systems. Adaptable, self-driven, and eager to grow within a collaborative and structured development team.</w:t>
+          <w:sz w:val="20"/>
+          <w:szCs w:val="20"/>
+        </w:rPr>
+      </w:pPr>
+      <w:r>
+        <w:rPr>
+          <w:rFonts w:eastAsia="Times New Roman"/>
+          <w:sz w:val="20"/>
+          <w:szCs w:val="20"/>
+        </w:rPr>
+        <w:t xml:space="preserve">Junior Software Developer </w:t>
+      </w:r>
+      <w:r>
+        <w:rPr>
+          <w:rFonts w:eastAsia="Times New Roman"/>
+          <w:sz w:val="20"/>
+          <w:szCs w:val="20"/>
+        </w:rPr>
+        <w:t>with a Bachelor of Science in Information Technology (2023) and practical experience designing and delivering production-ready web applications. Specializes in Laravel and React, with strong focus on backend systems, API integration, and building scalable, maintainable applications through clean architecture principles</w:t>
+      </w:r>
+      <w:r>
+        <w:rPr>
+          <w:rFonts w:eastAsia="Times New Roman"/>
+          <w:sz w:val="20"/>
+          <w:szCs w:val="20"/>
+        </w:rPr>
+        <w:t>.</w:t>
       </w:r>
     </w:p>
     <w:p>
@@ -461,7 +442,7 @@
           <w:sz w:val="20"/>
           <w:szCs w:val="20"/>
         </w:rPr>
-        <w:t xml:space="preserve"> C#, Java, VB .Net, Python, PHP, JavaScript, TypeScript</w:t>
+        <w:t xml:space="preserve"> C#, Java, VB .Net, Python, PHP, TypeScript</w:t>
       </w:r>
     </w:p>
     <w:p>
@@ -501,15 +482,15 @@
           <w:sz w:val="20"/>
           <w:szCs w:val="20"/>
         </w:rPr>
-        <w:t xml:space="preserve"> Livewire, Volt,</w:t>
-      </w:r>
-      <w:r>
-        <w:rPr>
-          <w:rFonts w:eastAsia="Times New Roman"/>
-          <w:sz w:val="20"/>
-          <w:szCs w:val="20"/>
-        </w:rPr>
-        <w:t xml:space="preserve"> Flask, Express.js, Node.js, React, Bootstrap, Tailwind CSS</w:t>
+        <w:t xml:space="preserve"> Livewire, </w:t>
+      </w:r>
+      <w:r>
+        <w:rPr>
+          <w:rFonts w:eastAsia="Times New Roman"/>
+          <w:sz w:val="20"/>
+          <w:szCs w:val="20"/>
+        </w:rPr>
+        <w:t>React, Bootstrap, Tailwind CSS</w:t>
       </w:r>
     </w:p>
     <w:p>
@@ -541,7 +522,7 @@
           <w:sz w:val="20"/>
           <w:szCs w:val="20"/>
         </w:rPr>
-        <w:t xml:space="preserve"> SQL (MSSQL, MySQL, PostgreSQL, SQLite), NoSQL (MongoDB)</w:t>
+        <w:t xml:space="preserve"> SQL (MySQL, PostgreSQL, SQLite), NoSQL (MongoDB)</w:t>
       </w:r>
     </w:p>
     <w:p>
@@ -574,7 +555,7 @@
           <w:sz w:val="20"/>
           <w:szCs w:val="20"/>
         </w:rPr>
-        <w:t xml:space="preserve"> RESTful APIs, MVC Architecture, Unit Testing (Jest), SAP Crystal Reports, Git, GitHub, Visual Studio Code</w:t>
+        <w:t xml:space="preserve"> RESTful APIs, MVC Architecture, Git</w:t>
       </w:r>
     </w:p>
     <w:p>
@@ -944,8 +925,6 @@
       <w:r>
         <w:rPr>
           <w:rFonts w:eastAsia="Times New Roman"/>
-          <w:b/>
-          <w:bCs/>
           <w:sz w:val="20"/>
           <w:szCs w:val="20"/>
         </w:rPr>
